--- a/astro-site/public/dl/plan-negocio-parrillero-asador-eventos/carta-12-cortes-carne.docx
+++ b/astro-site/public/dl/plan-negocio-parrillero-asador-eventos/carta-12-cortes-carne.docx
@@ -1335,7 +1335,7 @@
                 <w:color w:val="1F1B16"/>
                 <w:sz w:val="20"/>
               </w:rPr>
-              <w:t>Cortado a hachuela en piezas. Salsa Villaroy o salsa verde.</w:t>
+              <w:t>Cortado a hachuela en piezas. Salsa verde o chimichurri.</w:t>
             </w:r>
           </w:p>
         </w:tc>
@@ -1398,7 +1398,7 @@
         <w:spacing w:after="160"/>
       </w:pPr>
       <w:r>
-        <w:t>Castellano — pierna de cordero lechal, DOP Castilla y León.</w:t>
+        <w:t>Castellano — pierna de cordero lechal, IGP Lechazo de Castilla y León.</w:t>
       </w:r>
     </w:p>
     <w:p>
@@ -1663,7 +1663,7 @@
         <w:spacing w:after="160"/>
       </w:pPr>
       <w:r>
-        <w:t>Castellano — cochinillo de 4-5 kg, IGP Segovia.</w:t>
+        <w:t>Castellano — cochinillo de 4-5 kg, Marca de Garantía Cochinillo de Segovia.</w:t>
       </w:r>
     </w:p>
     <w:p>
@@ -1793,7 +1793,7 @@
                 <w:color w:val="1F1B16"/>
                 <w:sz w:val="20"/>
               </w:rPr>
-              <w:t>Piel a 220 °C últimos 15 min, interior 75 °C.</w:t>
+              <w:t>Horno a 220 °C los últimos 15 min, interior 75 °C.</w:t>
             </w:r>
           </w:p>
         </w:tc>
@@ -3238,7 +3238,7 @@
       </w:pPr>
     </w:p>
     <w:sectPr>
-      <w:pgSz w:w="12240" w:h="15840"/>
+      <w:pgSz w:w="11906" w:h="16838"/>
       <w:pgMar w:top="1247" w:right="1247" w:bottom="1247" w:left="1247" w:header="720" w:footer="720" w:gutter="0"/>
       <w:cols w:space="720"/>
       <w:docGrid w:linePitch="360"/>

--- a/astro-site/public/dl/plan-negocio-parrillero-asador-eventos/carta-12-cortes-carne.docx
+++ b/astro-site/public/dl/plan-negocio-parrillero-asador-eventos/carta-12-cortes-carne.docx
@@ -42,7 +42,7 @@
         <w:spacing w:after="160"/>
       </w:pPr>
       <w:r>
-        <w:t>Esta carta es la base operativa para definir tus menús de evento. Cada corte incluye: descripción técnica, técnica de cocción recomendada, temperatura interna objetivo, ratio merma estimado, presentación recomendada y maridaje. Combina cortes según el concepto del evento (asado argentino, mediterráneo, castellano, BBQ texano, mix premium).</w:t>
+        <w:t>Esta carta es la base operativa para definir tus menús de evento. Cada corte incluye: descripción técnica, técnica de cocción recomendada, temperatura interna objetivo, ratio merma estimado, presentación recomendada y maridaje. Combina cortes según el concepto del evento (asado argentino, mediterráneo, castellano, BBQ texano, mix premium). Los objetivos por debajo de 70 °C son el punto «poco hecho»: solo en piezas enteras e intactas de vacuno o cordero y a petición del invitado. Cerdo, aves, picada y embutido, a 70 °C en el centro (74 °C las aves; recomendación de AESAN).</w:t>
       </w:r>
     </w:p>
     <w:p>
@@ -733,7 +733,7 @@
                 <w:color w:val="1F1B16"/>
                 <w:sz w:val="20"/>
               </w:rPr>
-              <w:t>60 °C, jamás bien hecho.</w:t>
+              <w:t>60 °C a petición; 70 °C por defecto.</w:t>
             </w:r>
           </w:p>
         </w:tc>
